--- a/WEBSITE SPECIFICATIONS.docx
+++ b/WEBSITE SPECIFICATIONS.docx
@@ -22,31 +22,7 @@
           <w:u w:val="single"/>
           <w:lang w:val="en-GB"/>
         </w:rPr>
-        <w:t xml:space="preserve">Website: </w:t>
-      </w:r>
-      <w:proofErr w:type="spellStart"/>
-      <w:r>
-        <w:rPr>
-          <w:rFonts w:ascii="Aharoni" w:hAnsi="Aharoni" w:cs="Aharoni" w:hint="cs"/>
-          <w:color w:val="215E99" w:themeColor="text2" w:themeTint="BF"/>
-          <w:sz w:val="48"/>
-          <w:szCs w:val="48"/>
-          <w:u w:val="single"/>
-          <w:lang w:val="en-GB"/>
-        </w:rPr>
-        <w:t>Setlhoa</w:t>
-      </w:r>
-      <w:proofErr w:type="spellEnd"/>
-      <w:r>
-        <w:rPr>
-          <w:rFonts w:ascii="Aharoni" w:hAnsi="Aharoni" w:cs="Aharoni" w:hint="cs"/>
-          <w:color w:val="215E99" w:themeColor="text2" w:themeTint="BF"/>
-          <w:sz w:val="48"/>
-          <w:szCs w:val="48"/>
-          <w:u w:val="single"/>
-          <w:lang w:val="en-GB"/>
-        </w:rPr>
-        <w:t xml:space="preserve"> Village</w:t>
+        <w:t>Website: Setlhoa Village</w:t>
       </w:r>
     </w:p>
     <w:p>
@@ -106,25 +82,7 @@
           <w:szCs w:val="32"/>
           <w:lang w:val="en-GB"/>
         </w:rPr>
-        <w:t xml:space="preserve">dedicated to showcasing the housing available from </w:t>
-      </w:r>
-      <w:proofErr w:type="spellStart"/>
-      <w:r>
-        <w:rPr>
-          <w:sz w:val="32"/>
-          <w:szCs w:val="32"/>
-          <w:lang w:val="en-GB"/>
-        </w:rPr>
-        <w:t>Setlhoa</w:t>
-      </w:r>
-      <w:proofErr w:type="spellEnd"/>
-      <w:r>
-        <w:rPr>
-          <w:sz w:val="32"/>
-          <w:szCs w:val="32"/>
-          <w:lang w:val="en-GB"/>
-        </w:rPr>
-        <w:t xml:space="preserve"> </w:t>
+        <w:t xml:space="preserve">dedicated to showcasing the housing available from Setlhoa </w:t>
       </w:r>
       <w:r>
         <w:rPr>
@@ -665,6 +623,28 @@
     </w:p>
     <w:p>
       <w:pPr>
+        <w:pStyle w:val="ListParagraph"/>
+        <w:numPr>
+          <w:ilvl w:val="1"/>
+          <w:numId w:val="1"/>
+        </w:numPr>
+        <w:rPr>
+          <w:sz w:val="28"/>
+          <w:szCs w:val="28"/>
+          <w:lang w:val="en-GB"/>
+        </w:rPr>
+      </w:pPr>
+      <w:r>
+        <w:rPr>
+          <w:sz w:val="28"/>
+          <w:szCs w:val="28"/>
+          <w:lang w:val="en-GB"/>
+        </w:rPr>
+        <w:t>Overview page</w:t>
+      </w:r>
+    </w:p>
+    <w:p>
+      <w:pPr>
         <w:rPr>
           <w:sz w:val="32"/>
           <w:szCs w:val="32"/>
@@ -780,15 +760,7 @@
           <w:szCs w:val="32"/>
           <w:lang w:val="en-GB"/>
         </w:rPr>
-        <w:t xml:space="preserve"> </w:t>
-      </w:r>
-      <w:r>
-        <w:rPr>
-          <w:sz w:val="32"/>
-          <w:szCs w:val="32"/>
-          <w:lang w:val="en-GB"/>
-        </w:rPr>
-        <w:t xml:space="preserve">My Functional </w:t>
+        <w:t xml:space="preserve"> My Functional </w:t>
       </w:r>
       <w:r>
         <w:rPr>
